--- a/Projects/Sentinel V1/paperwork.docx
+++ b/Projects/Sentinel V1/paperwork.docx
@@ -4,6 +4,9 @@
   <w:body>
     <w:p>
       <w:r>
+        <w:rPr>
+          <w:noProof/>
+        </w:rPr>
         <w:drawing>
           <wp:inline distT="0" distB="0" distL="0" distR="0" wp14:anchorId="1763A751" wp14:editId="65168DD0">
             <wp:extent cx="5419765" cy="3971954"/>
@@ -20,7 +23,7 @@
                     <pic:cNvPicPr/>
                   </pic:nvPicPr>
                   <pic:blipFill>
-                    <a:blip r:embed="rId4"/>
+                    <a:blip r:embed="rId5"/>
                     <a:stretch>
                       <a:fillRect/>
                     </a:stretch>
@@ -43,16 +46,506 @@
     </w:p>
     <w:p>
       <w:r>
-        <w:t xml:space="preserve">(I should probably order asap and figure out the documents as we go, one issue is going to be the drone piloting </w:t>
-      </w:r>
-      <w:r>
-        <w:t>license</w:t>
-      </w:r>
-      <w:r>
-        <w:t>…</w:t>
-      </w:r>
-      <w:r>
-        <w:t xml:space="preserve"> it might take time to get</w:t>
+        <w:t>(</w:t>
+      </w:r>
+      <w:r>
+        <w:t>That seems to be useless for now since I’m buying the parts locally)</w:t>
+      </w:r>
+    </w:p>
+    <w:p/>
+    <w:p/>
+    <w:p/>
+    <w:p/>
+    <w:p/>
+    <w:p/>
+    <w:p/>
+    <w:p/>
+    <w:p/>
+    <w:p/>
+    <w:p/>
+    <w:p/>
+    <w:p>
+      <w:r>
+        <w:lastRenderedPageBreak/>
+        <w:t>To get a drone license in Nigeria, you must register with the </w:t>
+      </w:r>
+      <w:hyperlink r:id="rId6" w:history="1">
+        <w:r>
+          <w:rPr>
+            <w:rStyle w:val="Hyperlink"/>
+            <w:b/>
+            <w:bCs/>
+          </w:rPr>
+          <w:t>Nigerian Civil Aviation Authority (NCAA)</w:t>
+        </w:r>
+      </w:hyperlink>
+      <w:r>
+        <w:t>, obtain a </w:t>
+      </w:r>
+      <w:hyperlink r:id="rId7" w:history="1">
+        <w:r>
+          <w:rPr>
+            <w:rStyle w:val="Hyperlink"/>
+            <w:b/>
+            <w:bCs/>
+          </w:rPr>
+          <w:t>Remotely Piloted Aircraft Systems (RPAS) Certificate</w:t>
+        </w:r>
+      </w:hyperlink>
+      <w:r>
+        <w:t>, and secure clearance from the </w:t>
+      </w:r>
+      <w:hyperlink r:id="rId8" w:history="1">
+        <w:r>
+          <w:rPr>
+            <w:rStyle w:val="Hyperlink"/>
+            <w:b/>
+            <w:bCs/>
+          </w:rPr>
+          <w:t>Office of the National Security Adviser (ONSA)</w:t>
+        </w:r>
+      </w:hyperlink>
+      <w:r>
+        <w:t>. Applicants must be at least 16 years old, pass a security screening, and receive a permit for any drone weighing more than</w:t>
+      </w:r>
+      <w:r>
+        <w:t>.</w:t>
+      </w:r>
+      <w:r>
+        <w:t> </w:t>
+      </w:r>
+    </w:p>
+    <w:p>
+      <w:pPr>
+        <w:rPr>
+          <w:b/>
+          <w:bCs/>
+        </w:rPr>
+      </w:pPr>
+      <w:r>
+        <w:rPr>
+          <w:b/>
+          <w:bCs/>
+        </w:rPr>
+        <w:t>Step-by-Step Process to Get a Drone License</w:t>
+      </w:r>
+    </w:p>
+    <w:p>
+      <w:pPr>
+        <w:numPr>
+          <w:ilvl w:val="0"/>
+          <w:numId w:val="1"/>
+        </w:numPr>
+      </w:pPr>
+      <w:hyperlink r:id="rId9" w:history="1">
+        <w:r>
+          <w:rPr>
+            <w:rStyle w:val="Hyperlink"/>
+            <w:b/>
+            <w:bCs/>
+          </w:rPr>
+          <w:t>Register on the NCAA Portal</w:t>
+        </w:r>
+      </w:hyperlink>
+      <w:r>
+        <w:br/>
+        <w:t>Sign up on the </w:t>
+      </w:r>
+      <w:hyperlink r:id="rId10" w:tgtFrame="_blank" w:history="1">
+        <w:r>
+          <w:rPr>
+            <w:rStyle w:val="Hyperlink"/>
+          </w:rPr>
+          <w:t>NCAA RPAS Portal</w:t>
+        </w:r>
+      </w:hyperlink>
+      <w:r>
+        <w:t> to register your drone(s). You will need to provide drone details, and for professional/commercial (specific/certified) drones, a registered company is required.</w:t>
+      </w:r>
+    </w:p>
+    <w:p>
+      <w:pPr>
+        <w:numPr>
+          <w:ilvl w:val="0"/>
+          <w:numId w:val="1"/>
+        </w:numPr>
+      </w:pPr>
+      <w:r>
+        <w:rPr>
+          <w:b/>
+          <w:bCs/>
+        </w:rPr>
+        <w:t>Obtain Security Clearance from ONSA</w:t>
+      </w:r>
+      <w:r>
+        <w:br/>
+        <w:t>All drone users must obtain an </w:t>
+      </w:r>
+      <w:r>
+        <w:rPr>
+          <w:b/>
+          <w:bCs/>
+        </w:rPr>
+        <w:t>End User Certificate (EUC)</w:t>
+      </w:r>
+      <w:r>
+        <w:t> from the Office of the National Security Adviser (NSA).</w:t>
+      </w:r>
+    </w:p>
+    <w:p>
+      <w:pPr>
+        <w:numPr>
+          <w:ilvl w:val="1"/>
+          <w:numId w:val="2"/>
+        </w:numPr>
+      </w:pPr>
+      <w:r>
+        <w:rPr>
+          <w:b/>
+          <w:bCs/>
+        </w:rPr>
+        <w:t>Required Documents:</w:t>
+      </w:r>
+      <w:r>
+        <w:t> Formal application letter from NCAA, Certificate of Incorporation (CAC), Tax Clearance Certificate, and applicant’s passport data page.</w:t>
+      </w:r>
+    </w:p>
+    <w:p>
+      <w:pPr>
+        <w:numPr>
+          <w:ilvl w:val="1"/>
+          <w:numId w:val="3"/>
+        </w:numPr>
+      </w:pPr>
+      <w:r>
+        <w:t>Apply through the EUC Portal.</w:t>
+      </w:r>
+    </w:p>
+    <w:p>
+      <w:pPr>
+        <w:numPr>
+          <w:ilvl w:val="0"/>
+          <w:numId w:val="1"/>
+        </w:numPr>
+      </w:pPr>
+      <w:r>
+        <w:rPr>
+          <w:b/>
+          <w:bCs/>
+        </w:rPr>
+        <w:t>Complete Training and Certification</w:t>
+      </w:r>
+      <w:r>
+        <w:br/>
+        <w:t>For professional operations, you must undergo training at an NCAA-approved RPAS training school.</w:t>
+      </w:r>
+    </w:p>
+    <w:p>
+      <w:pPr>
+        <w:numPr>
+          <w:ilvl w:val="0"/>
+          <w:numId w:val="1"/>
+        </w:numPr>
+      </w:pPr>
+      <w:r>
+        <w:rPr>
+          <w:b/>
+          <w:bCs/>
+        </w:rPr>
+        <w:t>Submit Documentation to NCAA</w:t>
+      </w:r>
+      <w:r>
+        <w:br/>
+        <w:t>Submit the following to the NCAA:</w:t>
+      </w:r>
+    </w:p>
+    <w:p>
+      <w:pPr>
+        <w:numPr>
+          <w:ilvl w:val="1"/>
+          <w:numId w:val="4"/>
+        </w:numPr>
+      </w:pPr>
+      <w:r>
+        <w:t>Form AC-AWS061 (Pre-application Statement of Intent).</w:t>
+      </w:r>
+    </w:p>
+    <w:p>
+      <w:pPr>
+        <w:numPr>
+          <w:ilvl w:val="1"/>
+          <w:numId w:val="5"/>
+        </w:numPr>
+      </w:pPr>
+      <w:r>
+        <w:t>Form AC-AWS061A (Application for Remote Piloted Aircraft Operator Certificate).</w:t>
+      </w:r>
+    </w:p>
+    <w:p>
+      <w:pPr>
+        <w:numPr>
+          <w:ilvl w:val="1"/>
+          <w:numId w:val="6"/>
+        </w:numPr>
+      </w:pPr>
+      <w:r>
+        <w:t>Security Clearance from ONSA.</w:t>
+      </w:r>
+    </w:p>
+    <w:p>
+      <w:pPr>
+        <w:numPr>
+          <w:ilvl w:val="0"/>
+          <w:numId w:val="1"/>
+        </w:numPr>
+      </w:pPr>
+      <w:r>
+        <w:rPr>
+          <w:b/>
+          <w:bCs/>
+        </w:rPr>
+        <w:t>Pass Exams and Medical Assessment</w:t>
+      </w:r>
+      <w:r>
+        <w:br/>
+        <w:t>You may be required to pass a written exam and a practical flight test. A Class 3 medical certificate may be required for certain operations. </w:t>
+      </w:r>
+    </w:p>
+    <w:p>
+      <w:pPr>
+        <w:rPr>
+          <w:b/>
+          <w:bCs/>
+        </w:rPr>
+      </w:pPr>
+      <w:r>
+        <w:rPr>
+          <w:b/>
+          <w:bCs/>
+        </w:rPr>
+        <w:t>Important Drone Regulations in Nigeria</w:t>
+      </w:r>
+    </w:p>
+    <w:p>
+      <w:pPr>
+        <w:numPr>
+          <w:ilvl w:val="0"/>
+          <w:numId w:val="7"/>
+        </w:numPr>
+      </w:pPr>
+      <w:r>
+        <w:rPr>
+          <w:b/>
+          <w:bCs/>
+        </w:rPr>
+        <w:t>Weight Restrictions:</w:t>
+      </w:r>
+      <w:r>
+        <w:t> Drones weighing over </w:t>
+      </w:r>
+    </w:p>
+    <w:p>
+      <w:r>
+        <w:lastRenderedPageBreak/>
+        <w:drawing>
+          <wp:inline distT="0" distB="0" distL="0" distR="0" wp14:anchorId="0A852C2C" wp14:editId="0E410386">
+            <wp:extent cx="9525" cy="9525"/>
+            <wp:effectExtent l="0" t="0" r="0" b="0"/>
+            <wp:docPr id="337278688" name="Picture 18"/>
+            <wp:cNvGraphicFramePr>
+              <a:graphicFrameLocks xmlns:a="http://schemas.openxmlformats.org/drawingml/2006/main" noChangeAspect="1"/>
+            </wp:cNvGraphicFramePr>
+            <a:graphic xmlns:a="http://schemas.openxmlformats.org/drawingml/2006/main">
+              <a:graphicData uri="http://schemas.openxmlformats.org/drawingml/2006/picture">
+                <pic:pic xmlns:pic="http://schemas.openxmlformats.org/drawingml/2006/picture">
+                  <pic:nvPicPr>
+                    <pic:cNvPr id="0" name="Picture 60"/>
+                    <pic:cNvPicPr>
+                      <a:picLocks noChangeAspect="1" noChangeArrowheads="1"/>
+                    </pic:cNvPicPr>
+                  </pic:nvPicPr>
+                  <pic:blipFill>
+                    <a:blip r:embed="rId11">
+                      <a:extLst>
+                        <a:ext uri="{28A0092B-C50C-407E-A947-70E740481C1C}">
+                          <a14:useLocalDpi xmlns:a14="http://schemas.microsoft.com/office/drawing/2010/main" val="0"/>
+                        </a:ext>
+                      </a:extLst>
+                    </a:blip>
+                    <a:srcRect/>
+                    <a:stretch>
+                      <a:fillRect/>
+                    </a:stretch>
+                  </pic:blipFill>
+                  <pic:spPr bwMode="auto">
+                    <a:xfrm>
+                      <a:off x="0" y="0"/>
+                      <a:ext cx="9525" cy="9525"/>
+                    </a:xfrm>
+                    <a:prstGeom prst="rect">
+                      <a:avLst/>
+                    </a:prstGeom>
+                    <a:noFill/>
+                    <a:ln>
+                      <a:noFill/>
+                    </a:ln>
+                  </pic:spPr>
+                </pic:pic>
+              </a:graphicData>
+            </a:graphic>
+          </wp:inline>
+        </w:drawing>
+      </w:r>
+    </w:p>
+    <w:p>
+      <w:r>
+        <w:drawing>
+          <wp:inline distT="0" distB="0" distL="0" distR="0" wp14:anchorId="31FC5240" wp14:editId="670FFCCF">
+            <wp:extent cx="9525" cy="9525"/>
+            <wp:effectExtent l="0" t="0" r="0" b="0"/>
+            <wp:docPr id="1578616463" name="Picture 17"/>
+            <wp:cNvGraphicFramePr>
+              <a:graphicFrameLocks xmlns:a="http://schemas.openxmlformats.org/drawingml/2006/main" noChangeAspect="1"/>
+            </wp:cNvGraphicFramePr>
+            <a:graphic xmlns:a="http://schemas.openxmlformats.org/drawingml/2006/main">
+              <a:graphicData uri="http://schemas.openxmlformats.org/drawingml/2006/picture">
+                <pic:pic xmlns:pic="http://schemas.openxmlformats.org/drawingml/2006/picture">
+                  <pic:nvPicPr>
+                    <pic:cNvPr id="0" name="Picture 61"/>
+                    <pic:cNvPicPr>
+                      <a:picLocks noChangeAspect="1" noChangeArrowheads="1"/>
+                    </pic:cNvPicPr>
+                  </pic:nvPicPr>
+                  <pic:blipFill>
+                    <a:blip r:embed="rId11">
+                      <a:extLst>
+                        <a:ext uri="{28A0092B-C50C-407E-A947-70E740481C1C}">
+                          <a14:useLocalDpi xmlns:a14="http://schemas.microsoft.com/office/drawing/2010/main" val="0"/>
+                        </a:ext>
+                      </a:extLst>
+                    </a:blip>
+                    <a:srcRect/>
+                    <a:stretch>
+                      <a:fillRect/>
+                    </a:stretch>
+                  </pic:blipFill>
+                  <pic:spPr bwMode="auto">
+                    <a:xfrm>
+                      <a:off x="0" y="0"/>
+                      <a:ext cx="9525" cy="9525"/>
+                    </a:xfrm>
+                    <a:prstGeom prst="rect">
+                      <a:avLst/>
+                    </a:prstGeom>
+                    <a:noFill/>
+                    <a:ln>
+                      <a:noFill/>
+                    </a:ln>
+                  </pic:spPr>
+                </pic:pic>
+              </a:graphicData>
+            </a:graphic>
+          </wp:inline>
+        </w:drawing>
+      </w:r>
+    </w:p>
+    <w:p>
+      <w:r>
+        <w:t> must be registered.</w:t>
+      </w:r>
+    </w:p>
+    <w:p>
+      <w:pPr>
+        <w:numPr>
+          <w:ilvl w:val="0"/>
+          <w:numId w:val="7"/>
+        </w:numPr>
+      </w:pPr>
+      <w:r>
+        <w:rPr>
+          <w:b/>
+          <w:bCs/>
+        </w:rPr>
+        <w:t>Altitude &amp; Distance:</w:t>
+      </w:r>
+      <w:r>
+        <w:t> Do not fly higher than </w:t>
+      </w:r>
+      <w:r>
+        <w:t xml:space="preserve">120m </w:t>
+      </w:r>
+      <w:r>
+        <w:t>above ground level.</w:t>
+      </w:r>
+    </w:p>
+    <w:p>
+      <w:pPr>
+        <w:numPr>
+          <w:ilvl w:val="0"/>
+          <w:numId w:val="7"/>
+        </w:numPr>
+      </w:pPr>
+      <w:r>
+        <w:rPr>
+          <w:b/>
+          <w:bCs/>
+        </w:rPr>
+        <w:t>No-Fly Zones:</w:t>
+      </w:r>
+      <w:r>
+        <w:t> Do not fly over airports, sensitive government areas, or military facilities.</w:t>
+      </w:r>
+    </w:p>
+    <w:p>
+      <w:pPr>
+        <w:numPr>
+          <w:ilvl w:val="0"/>
+          <w:numId w:val="7"/>
+        </w:numPr>
+      </w:pPr>
+      <w:r>
+        <w:rPr>
+          <w:b/>
+          <w:bCs/>
+        </w:rPr>
+        <w:t>Flight Times:</w:t>
+      </w:r>
+      <w:r>
+        <w:t> Only fly during daylight hours.</w:t>
+      </w:r>
+    </w:p>
+    <w:p>
+      <w:pPr>
+        <w:numPr>
+          <w:ilvl w:val="0"/>
+          <w:numId w:val="7"/>
+        </w:numPr>
+      </w:pPr>
+      <w:r>
+        <w:rPr>
+          <w:b/>
+          <w:bCs/>
+        </w:rPr>
+        <w:t>Privacy:</w:t>
+      </w:r>
+      <w:r>
+        <w:t xml:space="preserve"> Respect </w:t>
+      </w:r>
+      <w:r>
+        <w:t>privacy and</w:t>
+      </w:r>
+      <w:r>
+        <w:t xml:space="preserve"> avoid flying over large crowds. </w:t>
+      </w:r>
+    </w:p>
+    <w:p>
+      <w:r>
+        <w:t>For more specific information, you can contact the NCAA at info@ncaa.gov.ng</w:t>
+      </w:r>
+    </w:p>
+    <w:p>
+      <w:r>
+        <w:t xml:space="preserve"> </w:t>
       </w:r>
     </w:p>
     <w:sectPr>
@@ -63,6 +556,383 @@
     </w:sectPr>
   </w:body>
 </w:document>
+</file>
+
+<file path=word/numbering.xml><?xml version="1.0" encoding="utf-8"?>
+<w:numbering xmlns:wpc="http://schemas.microsoft.com/office/word/2010/wordprocessingCanvas" xmlns:cx="http://schemas.microsoft.com/office/drawing/2014/chartex" xmlns:cx1="http://schemas.microsoft.com/office/drawing/2015/9/8/chartex" xmlns:cx2="http://schemas.microsoft.com/office/drawing/2015/10/21/chartex" xmlns:cx3="http://schemas.microsoft.com/office/drawing/2016/5/9/chartex" xmlns:cx4="http://schemas.microsoft.com/office/drawing/2016/5/10/chartex" xmlns:cx5="http://schemas.microsoft.com/office/drawing/2016/5/11/chartex" xmlns:cx6="http://schemas.microsoft.com/office/drawing/2016/5/12/chartex" xmlns:cx7="http://schemas.microsoft.com/office/drawing/2016/5/13/chartex" xmlns:cx8="http://schemas.microsoft.com/office/drawing/2016/5/14/chartex" xmlns:mc="http://schemas.openxmlformats.org/markup-compatibility/2006" xmlns:aink="http://schemas.microsoft.com/office/drawing/2016/ink" xmlns:am3d="http://schemas.microsoft.com/office/drawing/2017/model3d" xmlns:o="urn:schemas-microsoft-com:office:office" xmlns:oel="http://schemas.microsoft.com/office/2019/extlst" xmlns:r="http://schemas.openxmlformats.org/officeDocument/2006/relationships" xmlns:m="http://schemas.openxmlformats.org/officeDocument/2006/math" xmlns:v="urn:schemas-microsoft-com:vml" xmlns:wp14="http://schemas.microsoft.com/office/word/2010/wordprocessingDrawing" xmlns:wp="http://schemas.openxmlformats.org/drawingml/2006/wordprocessingDrawing" xmlns:w10="urn:schemas-microsoft-com:office:word" xmlns:w="http://schemas.openxmlformats.org/wordprocessingml/2006/main" xmlns:w14="http://schemas.microsoft.com/office/word/2010/wordml" xmlns:w15="http://schemas.microsoft.com/office/word/2012/wordml" xmlns:w16cex="http://schemas.microsoft.com/office/word/2018/wordml/cex" xmlns:w16cid="http://schemas.microsoft.com/office/word/2016/wordml/cid" xmlns:w16="http://schemas.microsoft.com/office/word/2018/wordml" xmlns:w16du="http://schemas.microsoft.com/office/word/2023/wordml/word16du" xmlns:w16sdtdh="http://schemas.microsoft.com/office/word/2020/wordml/sdtdatahash" xmlns:w16sdtfl="http://schemas.microsoft.com/office/word/2024/wordml/sdtformatlock" xmlns:w16se="http://schemas.microsoft.com/office/word/2015/wordml/symex" xmlns:wpg="http://schemas.microsoft.com/office/word/2010/wordprocessingGroup" xmlns:wpi="http://schemas.microsoft.com/office/word/2010/wordprocessingInk" xmlns:wne="http://schemas.microsoft.com/office/word/2006/wordml" xmlns:wps="http://schemas.microsoft.com/office/word/2010/wordprocessingShape" mc:Ignorable="w14 w15 w16se w16cid w16 w16cex w16sdtdh w16sdtfl w16du wp14">
+  <w:abstractNum w:abstractNumId="0" w15:restartNumberingAfterBreak="0">
+    <w:nsid w:val="3D4A7D51"/>
+    <w:multiLevelType w:val="multilevel"/>
+    <w:tmpl w:val="D6AE81F6"/>
+    <w:lvl w:ilvl="0">
+      <w:start w:val="1"/>
+      <w:numFmt w:val="decimal"/>
+      <w:lvlText w:val="%1."/>
+      <w:lvlJc w:val="left"/>
+      <w:pPr>
+        <w:tabs>
+          <w:tab w:val="num" w:pos="720"/>
+        </w:tabs>
+        <w:ind w:left="720" w:hanging="360"/>
+      </w:pPr>
+    </w:lvl>
+    <w:lvl w:ilvl="1">
+      <w:start w:val="1"/>
+      <w:numFmt w:val="bullet"/>
+      <w:lvlText w:val="o"/>
+      <w:lvlJc w:val="left"/>
+      <w:pPr>
+        <w:tabs>
+          <w:tab w:val="num" w:pos="1440"/>
+        </w:tabs>
+        <w:ind w:left="1440" w:hanging="360"/>
+      </w:pPr>
+      <w:rPr>
+        <w:rFonts w:ascii="Courier New" w:hAnsi="Courier New" w:hint="default"/>
+        <w:sz w:val="20"/>
+      </w:rPr>
+    </w:lvl>
+    <w:lvl w:ilvl="2" w:tentative="1">
+      <w:start w:val="1"/>
+      <w:numFmt w:val="decimal"/>
+      <w:lvlText w:val="%3."/>
+      <w:lvlJc w:val="left"/>
+      <w:pPr>
+        <w:tabs>
+          <w:tab w:val="num" w:pos="2160"/>
+        </w:tabs>
+        <w:ind w:left="2160" w:hanging="360"/>
+      </w:pPr>
+    </w:lvl>
+    <w:lvl w:ilvl="3" w:tentative="1">
+      <w:start w:val="1"/>
+      <w:numFmt w:val="decimal"/>
+      <w:lvlText w:val="%4."/>
+      <w:lvlJc w:val="left"/>
+      <w:pPr>
+        <w:tabs>
+          <w:tab w:val="num" w:pos="2880"/>
+        </w:tabs>
+        <w:ind w:left="2880" w:hanging="360"/>
+      </w:pPr>
+    </w:lvl>
+    <w:lvl w:ilvl="4" w:tentative="1">
+      <w:start w:val="1"/>
+      <w:numFmt w:val="decimal"/>
+      <w:lvlText w:val="%5."/>
+      <w:lvlJc w:val="left"/>
+      <w:pPr>
+        <w:tabs>
+          <w:tab w:val="num" w:pos="3600"/>
+        </w:tabs>
+        <w:ind w:left="3600" w:hanging="360"/>
+      </w:pPr>
+    </w:lvl>
+    <w:lvl w:ilvl="5" w:tentative="1">
+      <w:start w:val="1"/>
+      <w:numFmt w:val="decimal"/>
+      <w:lvlText w:val="%6."/>
+      <w:lvlJc w:val="left"/>
+      <w:pPr>
+        <w:tabs>
+          <w:tab w:val="num" w:pos="4320"/>
+        </w:tabs>
+        <w:ind w:left="4320" w:hanging="360"/>
+      </w:pPr>
+    </w:lvl>
+    <w:lvl w:ilvl="6" w:tentative="1">
+      <w:start w:val="1"/>
+      <w:numFmt w:val="decimal"/>
+      <w:lvlText w:val="%7."/>
+      <w:lvlJc w:val="left"/>
+      <w:pPr>
+        <w:tabs>
+          <w:tab w:val="num" w:pos="5040"/>
+        </w:tabs>
+        <w:ind w:left="5040" w:hanging="360"/>
+      </w:pPr>
+    </w:lvl>
+    <w:lvl w:ilvl="7" w:tentative="1">
+      <w:start w:val="1"/>
+      <w:numFmt w:val="decimal"/>
+      <w:lvlText w:val="%8."/>
+      <w:lvlJc w:val="left"/>
+      <w:pPr>
+        <w:tabs>
+          <w:tab w:val="num" w:pos="5760"/>
+        </w:tabs>
+        <w:ind w:left="5760" w:hanging="360"/>
+      </w:pPr>
+    </w:lvl>
+    <w:lvl w:ilvl="8" w:tentative="1">
+      <w:start w:val="1"/>
+      <w:numFmt w:val="decimal"/>
+      <w:lvlText w:val="%9."/>
+      <w:lvlJc w:val="left"/>
+      <w:pPr>
+        <w:tabs>
+          <w:tab w:val="num" w:pos="6480"/>
+        </w:tabs>
+        <w:ind w:left="6480" w:hanging="360"/>
+      </w:pPr>
+    </w:lvl>
+  </w:abstractNum>
+  <w:abstractNum w:abstractNumId="1" w15:restartNumberingAfterBreak="0">
+    <w:nsid w:val="6B062629"/>
+    <w:multiLevelType w:val="multilevel"/>
+    <w:tmpl w:val="73E0DA7E"/>
+    <w:lvl w:ilvl="0">
+      <w:start w:val="1"/>
+      <w:numFmt w:val="bullet"/>
+      <w:lvlText w:val=""/>
+      <w:lvlJc w:val="left"/>
+      <w:pPr>
+        <w:tabs>
+          <w:tab w:val="num" w:pos="720"/>
+        </w:tabs>
+        <w:ind w:left="720" w:hanging="360"/>
+      </w:pPr>
+      <w:rPr>
+        <w:rFonts w:ascii="Symbol" w:hAnsi="Symbol" w:hint="default"/>
+        <w:sz w:val="20"/>
+      </w:rPr>
+    </w:lvl>
+    <w:lvl w:ilvl="1" w:tentative="1">
+      <w:start w:val="1"/>
+      <w:numFmt w:val="bullet"/>
+      <w:lvlText w:val="o"/>
+      <w:lvlJc w:val="left"/>
+      <w:pPr>
+        <w:tabs>
+          <w:tab w:val="num" w:pos="1440"/>
+        </w:tabs>
+        <w:ind w:left="1440" w:hanging="360"/>
+      </w:pPr>
+      <w:rPr>
+        <w:rFonts w:ascii="Courier New" w:hAnsi="Courier New" w:hint="default"/>
+        <w:sz w:val="20"/>
+      </w:rPr>
+    </w:lvl>
+    <w:lvl w:ilvl="2" w:tentative="1">
+      <w:start w:val="1"/>
+      <w:numFmt w:val="bullet"/>
+      <w:lvlText w:val=""/>
+      <w:lvlJc w:val="left"/>
+      <w:pPr>
+        <w:tabs>
+          <w:tab w:val="num" w:pos="2160"/>
+        </w:tabs>
+        <w:ind w:left="2160" w:hanging="360"/>
+      </w:pPr>
+      <w:rPr>
+        <w:rFonts w:ascii="Wingdings" w:hAnsi="Wingdings" w:hint="default"/>
+        <w:sz w:val="20"/>
+      </w:rPr>
+    </w:lvl>
+    <w:lvl w:ilvl="3" w:tentative="1">
+      <w:start w:val="1"/>
+      <w:numFmt w:val="bullet"/>
+      <w:lvlText w:val=""/>
+      <w:lvlJc w:val="left"/>
+      <w:pPr>
+        <w:tabs>
+          <w:tab w:val="num" w:pos="2880"/>
+        </w:tabs>
+        <w:ind w:left="2880" w:hanging="360"/>
+      </w:pPr>
+      <w:rPr>
+        <w:rFonts w:ascii="Wingdings" w:hAnsi="Wingdings" w:hint="default"/>
+        <w:sz w:val="20"/>
+      </w:rPr>
+    </w:lvl>
+    <w:lvl w:ilvl="4" w:tentative="1">
+      <w:start w:val="1"/>
+      <w:numFmt w:val="bullet"/>
+      <w:lvlText w:val=""/>
+      <w:lvlJc w:val="left"/>
+      <w:pPr>
+        <w:tabs>
+          <w:tab w:val="num" w:pos="3600"/>
+        </w:tabs>
+        <w:ind w:left="3600" w:hanging="360"/>
+      </w:pPr>
+      <w:rPr>
+        <w:rFonts w:ascii="Wingdings" w:hAnsi="Wingdings" w:hint="default"/>
+        <w:sz w:val="20"/>
+      </w:rPr>
+    </w:lvl>
+    <w:lvl w:ilvl="5" w:tentative="1">
+      <w:start w:val="1"/>
+      <w:numFmt w:val="bullet"/>
+      <w:lvlText w:val=""/>
+      <w:lvlJc w:val="left"/>
+      <w:pPr>
+        <w:tabs>
+          <w:tab w:val="num" w:pos="4320"/>
+        </w:tabs>
+        <w:ind w:left="4320" w:hanging="360"/>
+      </w:pPr>
+      <w:rPr>
+        <w:rFonts w:ascii="Wingdings" w:hAnsi="Wingdings" w:hint="default"/>
+        <w:sz w:val="20"/>
+      </w:rPr>
+    </w:lvl>
+    <w:lvl w:ilvl="6" w:tentative="1">
+      <w:start w:val="1"/>
+      <w:numFmt w:val="bullet"/>
+      <w:lvlText w:val=""/>
+      <w:lvlJc w:val="left"/>
+      <w:pPr>
+        <w:tabs>
+          <w:tab w:val="num" w:pos="5040"/>
+        </w:tabs>
+        <w:ind w:left="5040" w:hanging="360"/>
+      </w:pPr>
+      <w:rPr>
+        <w:rFonts w:ascii="Wingdings" w:hAnsi="Wingdings" w:hint="default"/>
+        <w:sz w:val="20"/>
+      </w:rPr>
+    </w:lvl>
+    <w:lvl w:ilvl="7" w:tentative="1">
+      <w:start w:val="1"/>
+      <w:numFmt w:val="bullet"/>
+      <w:lvlText w:val=""/>
+      <w:lvlJc w:val="left"/>
+      <w:pPr>
+        <w:tabs>
+          <w:tab w:val="num" w:pos="5760"/>
+        </w:tabs>
+        <w:ind w:left="5760" w:hanging="360"/>
+      </w:pPr>
+      <w:rPr>
+        <w:rFonts w:ascii="Wingdings" w:hAnsi="Wingdings" w:hint="default"/>
+        <w:sz w:val="20"/>
+      </w:rPr>
+    </w:lvl>
+    <w:lvl w:ilvl="8" w:tentative="1">
+      <w:start w:val="1"/>
+      <w:numFmt w:val="bullet"/>
+      <w:lvlText w:val=""/>
+      <w:lvlJc w:val="left"/>
+      <w:pPr>
+        <w:tabs>
+          <w:tab w:val="num" w:pos="6480"/>
+        </w:tabs>
+        <w:ind w:left="6480" w:hanging="360"/>
+      </w:pPr>
+      <w:rPr>
+        <w:rFonts w:ascii="Wingdings" w:hAnsi="Wingdings" w:hint="default"/>
+        <w:sz w:val="20"/>
+      </w:rPr>
+    </w:lvl>
+  </w:abstractNum>
+  <w:num w:numId="1" w16cid:durableId="521088863">
+    <w:abstractNumId w:val="0"/>
+  </w:num>
+  <w:num w:numId="2" w16cid:durableId="1282299004">
+    <w:abstractNumId w:val="0"/>
+    <w:lvlOverride w:ilvl="1">
+      <w:lvl w:ilvl="1">
+        <w:numFmt w:val="bullet"/>
+        <w:lvlText w:val=""/>
+        <w:lvlJc w:val="left"/>
+        <w:pPr>
+          <w:tabs>
+            <w:tab w:val="num" w:pos="1440"/>
+          </w:tabs>
+          <w:ind w:left="1440" w:hanging="360"/>
+        </w:pPr>
+        <w:rPr>
+          <w:rFonts w:ascii="Symbol" w:hAnsi="Symbol" w:hint="default"/>
+          <w:sz w:val="20"/>
+        </w:rPr>
+      </w:lvl>
+    </w:lvlOverride>
+  </w:num>
+  <w:num w:numId="3" w16cid:durableId="1475025473">
+    <w:abstractNumId w:val="0"/>
+    <w:lvlOverride w:ilvl="1">
+      <w:lvl w:ilvl="1">
+        <w:numFmt w:val="bullet"/>
+        <w:lvlText w:val=""/>
+        <w:lvlJc w:val="left"/>
+        <w:pPr>
+          <w:tabs>
+            <w:tab w:val="num" w:pos="1440"/>
+          </w:tabs>
+          <w:ind w:left="1440" w:hanging="360"/>
+        </w:pPr>
+        <w:rPr>
+          <w:rFonts w:ascii="Symbol" w:hAnsi="Symbol" w:hint="default"/>
+          <w:sz w:val="20"/>
+        </w:rPr>
+      </w:lvl>
+    </w:lvlOverride>
+  </w:num>
+  <w:num w:numId="4" w16cid:durableId="739596614">
+    <w:abstractNumId w:val="0"/>
+    <w:lvlOverride w:ilvl="1">
+      <w:lvl w:ilvl="1">
+        <w:numFmt w:val="bullet"/>
+        <w:lvlText w:val=""/>
+        <w:lvlJc w:val="left"/>
+        <w:pPr>
+          <w:tabs>
+            <w:tab w:val="num" w:pos="1440"/>
+          </w:tabs>
+          <w:ind w:left="1440" w:hanging="360"/>
+        </w:pPr>
+        <w:rPr>
+          <w:rFonts w:ascii="Symbol" w:hAnsi="Symbol" w:hint="default"/>
+          <w:sz w:val="20"/>
+        </w:rPr>
+      </w:lvl>
+    </w:lvlOverride>
+  </w:num>
+  <w:num w:numId="5" w16cid:durableId="1910117422">
+    <w:abstractNumId w:val="0"/>
+    <w:lvlOverride w:ilvl="1">
+      <w:lvl w:ilvl="1">
+        <w:numFmt w:val="bullet"/>
+        <w:lvlText w:val=""/>
+        <w:lvlJc w:val="left"/>
+        <w:pPr>
+          <w:tabs>
+            <w:tab w:val="num" w:pos="1440"/>
+          </w:tabs>
+          <w:ind w:left="1440" w:hanging="360"/>
+        </w:pPr>
+        <w:rPr>
+          <w:rFonts w:ascii="Symbol" w:hAnsi="Symbol" w:hint="default"/>
+          <w:sz w:val="20"/>
+        </w:rPr>
+      </w:lvl>
+    </w:lvlOverride>
+  </w:num>
+  <w:num w:numId="6" w16cid:durableId="1173839754">
+    <w:abstractNumId w:val="0"/>
+    <w:lvlOverride w:ilvl="1">
+      <w:lvl w:ilvl="1">
+        <w:numFmt w:val="bullet"/>
+        <w:lvlText w:val=""/>
+        <w:lvlJc w:val="left"/>
+        <w:pPr>
+          <w:tabs>
+            <w:tab w:val="num" w:pos="1440"/>
+          </w:tabs>
+          <w:ind w:left="1440" w:hanging="360"/>
+        </w:pPr>
+        <w:rPr>
+          <w:rFonts w:ascii="Symbol" w:hAnsi="Symbol" w:hint="default"/>
+          <w:sz w:val="20"/>
+        </w:rPr>
+      </w:lvl>
+    </w:lvlOverride>
+  </w:num>
+  <w:num w:numId="7" w16cid:durableId="1741710149">
+    <w:abstractNumId w:val="1"/>
+  </w:num>
+</w:numbering>
 </file>
 
 <file path=word/styles.xml><?xml version="1.0" encoding="utf-8"?>
@@ -668,7 +1538,6 @@
   <w:style w:type="character" w:default="1" w:styleId="DefaultParagraphFont">
     <w:name w:val="Default Paragraph Font"/>
     <w:uiPriority w:val="1"/>
-    <w:semiHidden/>
     <w:unhideWhenUsed/>
   </w:style>
   <w:style w:type="table" w:default="1" w:styleId="TableNormal">
@@ -980,6 +1849,29 @@
       <w:smallCaps/>
       <w:color w:val="0F4761" w:themeColor="accent1" w:themeShade="BF"/>
       <w:spacing w:val="5"/>
+    </w:rPr>
+  </w:style>
+  <w:style w:type="character" w:styleId="Hyperlink">
+    <w:name w:val="Hyperlink"/>
+    <w:basedOn w:val="DefaultParagraphFont"/>
+    <w:uiPriority w:val="99"/>
+    <w:unhideWhenUsed/>
+    <w:rsid w:val="007341AE"/>
+    <w:rPr>
+      <w:color w:val="467886" w:themeColor="hyperlink"/>
+      <w:u w:val="single"/>
+    </w:rPr>
+  </w:style>
+  <w:style w:type="character" w:styleId="UnresolvedMention">
+    <w:name w:val="Unresolved Mention"/>
+    <w:basedOn w:val="DefaultParagraphFont"/>
+    <w:uiPriority w:val="99"/>
+    <w:semiHidden/>
+    <w:unhideWhenUsed/>
+    <w:rsid w:val="007341AE"/>
+    <w:rPr>
+      <w:color w:val="605E5C"/>
+      <w:shd w:val="clear" w:color="auto" w:fill="E1DFDD"/>
     </w:rPr>
   </w:style>
 </w:styles>
